--- a/physics_course/word/lesson21.docx
+++ b/physics_course/word/lesson21.docx
@@ -21,43 +21,39 @@
         <w:rPr>
           <w:sz w:val="24"/>
         </w:rPr>
-        <w:t>ข้อ p3_l21_001: เมื่อแสงตกกระทบผิวเรียบ ถ้ามุมตกเท่ากับ 30° มุมสะท้อนจะเท่ากับเท่าใด</w:t>
+        <w:t>1. เมื่อแสงตกกระทบผิวเรียบ ถ้ามุมตกเท่ากับ 30° มุมสะท้อนจะเท่ากับเท่าใด</w:t>
       </w:r>
     </w:p>
     <w:p>
       <w:pPr>
-        <w:pStyle w:val="ListBullet"/>
         <w:ind w:left="720"/>
       </w:pPr>
       <w:r>
-        <w:t xml:space="preserve">    ก</w:t>
+        <w:t xml:space="preserve">    1. ก</w:t>
       </w:r>
     </w:p>
     <w:p>
       <w:pPr>
-        <w:pStyle w:val="ListBullet"/>
         <w:ind w:left="720"/>
       </w:pPr>
       <w:r>
-        <w:t xml:space="preserve">    ข</w:t>
+        <w:t xml:space="preserve">    2. ข</w:t>
       </w:r>
     </w:p>
     <w:p>
       <w:pPr>
-        <w:pStyle w:val="ListBullet"/>
         <w:ind w:left="720"/>
       </w:pPr>
       <w:r>
-        <w:t xml:space="preserve">    ค</w:t>
+        <w:t xml:space="preserve">    3. ค</w:t>
       </w:r>
     </w:p>
     <w:p>
       <w:pPr>
-        <w:pStyle w:val="ListBullet"/>
         <w:ind w:left="720"/>
       </w:pPr>
       <w:r>
-        <w:t xml:space="preserve">    ง</w:t>
+        <w:t xml:space="preserve">    4. ง</w:t>
       </w:r>
     </w:p>
     <w:p/>
@@ -66,52 +62,7 @@
         <w:rPr>
           <w:sz w:val="24"/>
         </w:rPr>
-        <w:t>ข้อ p3_l21_002: ข้อใดต่อไปนี้เป็นสมบัติของการสะท้อนแสงบนกระจกเงาแบนราบ</w:t>
-      </w:r>
-    </w:p>
-    <w:p>
-      <w:pPr>
-        <w:pStyle w:val="ListBullet"/>
-        <w:ind w:left="720"/>
-      </w:pPr>
-      <w:r>
-        <w:t xml:space="preserve">    ก</w:t>
-      </w:r>
-    </w:p>
-    <w:p>
-      <w:pPr>
-        <w:pStyle w:val="ListBullet"/>
-        <w:ind w:left="720"/>
-      </w:pPr>
-      <w:r>
-        <w:t xml:space="preserve">    ข</w:t>
-      </w:r>
-    </w:p>
-    <w:p>
-      <w:pPr>
-        <w:pStyle w:val="ListBullet"/>
-        <w:ind w:left="720"/>
-      </w:pPr>
-      <w:r>
-        <w:t xml:space="preserve">    ค</w:t>
-      </w:r>
-    </w:p>
-    <w:p>
-      <w:pPr>
-        <w:pStyle w:val="ListBullet"/>
-        <w:ind w:left="720"/>
-      </w:pPr>
-      <w:r>
-        <w:t xml:space="preserve">    ง</w:t>
-      </w:r>
-    </w:p>
-    <w:p/>
-    <w:p>
-      <w:r>
-        <w:rPr>
-          <w:sz w:val="24"/>
-        </w:rPr>
-        <w:t>ข้อ p3_l21_003: กระจกเว้า (concave mirror) มีรัศมีความโค้ง 40 cm ความยาวโฟกัสเท่ากับกี่เซนติเมตร</w:t>
+        <w:t>2. ข้อใดต่อไปนี้เป็นสมบัติของการสะท้อนแสงบนกระจกเงาแบนราบ</w:t>
       </w:r>
     </w:p>
     <w:p>
@@ -127,7 +78,7 @@
               <a:graphicData uri="http://schemas.openxmlformats.org/drawingml/2006/picture">
                 <pic:pic>
                   <pic:nvPicPr>
-                    <pic:cNvPr id="0" name="physics_img_q3_l21_003.png"/>
+                    <pic:cNvPr id="0" name="physics_img_2.png"/>
                     <pic:cNvPicPr/>
                   </pic:nvPicPr>
                   <pic:blipFill>
@@ -153,38 +104,34 @@
     <w:p/>
     <w:p>
       <w:pPr>
-        <w:pStyle w:val="ListBullet"/>
         <w:ind w:left="720"/>
       </w:pPr>
       <w:r>
-        <w:t xml:space="preserve">    ก</w:t>
+        <w:t xml:space="preserve">    1. ก</w:t>
       </w:r>
     </w:p>
     <w:p>
       <w:pPr>
-        <w:pStyle w:val="ListBullet"/>
         <w:ind w:left="720"/>
       </w:pPr>
       <w:r>
-        <w:t xml:space="preserve">    ข</w:t>
+        <w:t xml:space="preserve">    2. ข</w:t>
       </w:r>
     </w:p>
     <w:p>
       <w:pPr>
-        <w:pStyle w:val="ListBullet"/>
         <w:ind w:left="720"/>
       </w:pPr>
       <w:r>
-        <w:t xml:space="preserve">    ค</w:t>
+        <w:t xml:space="preserve">    3. ค</w:t>
       </w:r>
     </w:p>
     <w:p>
       <w:pPr>
-        <w:pStyle w:val="ListBullet"/>
         <w:ind w:left="720"/>
       </w:pPr>
       <w:r>
-        <w:t xml:space="preserve">    ง</w:t>
+        <w:t xml:space="preserve">    4. ง</w:t>
       </w:r>
     </w:p>
     <w:p/>
@@ -193,43 +140,39 @@
         <w:rPr>
           <w:sz w:val="24"/>
         </w:rPr>
-        <w:t>ข้อ p3_l21_004: วัตถุวางห่างจากกระจกเว้าที่มี f = 15 cm เป็นระยะ 30 cm ระยะภาพเท่ากับกี่เซนติเมตร</w:t>
+        <w:t>3. กระจกเว้า (concave mirror) มีรัศมีความโค้ง 40 cm ความยาวโฟกัสเท่ากับกี่เซนติเมตร</w:t>
       </w:r>
     </w:p>
     <w:p>
       <w:pPr>
-        <w:pStyle w:val="ListBullet"/>
         <w:ind w:left="720"/>
       </w:pPr>
       <w:r>
-        <w:t xml:space="preserve">    ก</w:t>
+        <w:t xml:space="preserve">    1. ก</w:t>
       </w:r>
     </w:p>
     <w:p>
       <w:pPr>
-        <w:pStyle w:val="ListBullet"/>
         <w:ind w:left="720"/>
       </w:pPr>
       <w:r>
-        <w:t xml:space="preserve">    ข</w:t>
+        <w:t xml:space="preserve">    2. ข</w:t>
       </w:r>
     </w:p>
     <w:p>
       <w:pPr>
-        <w:pStyle w:val="ListBullet"/>
         <w:ind w:left="720"/>
       </w:pPr>
       <w:r>
-        <w:t xml:space="preserve">    ค</w:t>
+        <w:t xml:space="preserve">    3. ค</w:t>
       </w:r>
     </w:p>
     <w:p>
       <w:pPr>
-        <w:pStyle w:val="ListBullet"/>
         <w:ind w:left="720"/>
       </w:pPr>
       <w:r>
-        <w:t xml:space="preserve">    ง</w:t>
+        <w:t xml:space="preserve">    4. ง</w:t>
       </w:r>
     </w:p>
     <w:p/>
@@ -238,43 +181,39 @@
         <w:rPr>
           <w:sz w:val="24"/>
         </w:rPr>
-        <w:t>ข้อ p3_l21_005: ภาพที่เกิดจากกระจกนูน (convex mirror) มีความสูงเป็นกี่เท่าของวัตถุ</w:t>
+        <w:t>4. วัตถุวางห่างจากกระจกเว้าที่มี f = 15 cm เป็นระยะ 30 cm ระยะภาพเท่ากับกี่เซนติเมตร</w:t>
       </w:r>
     </w:p>
     <w:p>
       <w:pPr>
-        <w:pStyle w:val="ListBullet"/>
         <w:ind w:left="720"/>
       </w:pPr>
       <w:r>
-        <w:t xml:space="preserve">    ก</w:t>
+        <w:t xml:space="preserve">    1. ก</w:t>
       </w:r>
     </w:p>
     <w:p>
       <w:pPr>
-        <w:pStyle w:val="ListBullet"/>
         <w:ind w:left="720"/>
       </w:pPr>
       <w:r>
-        <w:t xml:space="preserve">    ข</w:t>
+        <w:t xml:space="preserve">    2. ข</w:t>
       </w:r>
     </w:p>
     <w:p>
       <w:pPr>
-        <w:pStyle w:val="ListBullet"/>
         <w:ind w:left="720"/>
       </w:pPr>
       <w:r>
-        <w:t xml:space="preserve">    ค</w:t>
+        <w:t xml:space="preserve">    3. ค</w:t>
       </w:r>
     </w:p>
     <w:p>
       <w:pPr>
-        <w:pStyle w:val="ListBullet"/>
         <w:ind w:left="720"/>
       </w:pPr>
       <w:r>
-        <w:t xml:space="preserve">    ง</w:t>
+        <w:t xml:space="preserve">    4. ง</w:t>
       </w:r>
     </w:p>
     <w:p/>
@@ -283,7 +222,171 @@
         <w:rPr>
           <w:sz w:val="24"/>
         </w:rPr>
-        <w:t>ข้อ p3_l21_006: วัตถุสูง 5 cm วางห่างจากกระจกเว้าที่มี f = 12 cm เป็นระยะ 20 cm ภาพที่ได้สูงกี่เซนติเมตร</w:t>
+        <w:t>5. ภาพที่เกิดจากกระจกนูน (convex mirror) มีความสูงเป็นกี่เท่าของวัตถุ</w:t>
+      </w:r>
+    </w:p>
+    <w:p>
+      <w:pPr>
+        <w:ind w:left="720"/>
+      </w:pPr>
+      <w:r>
+        <w:t xml:space="preserve">    1. ก</w:t>
+      </w:r>
+    </w:p>
+    <w:p>
+      <w:pPr>
+        <w:ind w:left="720"/>
+      </w:pPr>
+      <w:r>
+        <w:t xml:space="preserve">    2. ข</w:t>
+      </w:r>
+    </w:p>
+    <w:p>
+      <w:pPr>
+        <w:ind w:left="720"/>
+      </w:pPr>
+      <w:r>
+        <w:t xml:space="preserve">    3. ค</w:t>
+      </w:r>
+    </w:p>
+    <w:p>
+      <w:pPr>
+        <w:ind w:left="720"/>
+      </w:pPr>
+      <w:r>
+        <w:t xml:space="preserve">    4. ง</w:t>
+      </w:r>
+    </w:p>
+    <w:p/>
+    <w:p>
+      <w:r>
+        <w:rPr>
+          <w:sz w:val="24"/>
+        </w:rPr>
+        <w:t>6. วัตถุสูง 5 cm วางห่างจากกระจกเว้าที่มี f = 12 cm เป็นระยะ 20 cm ภาพที่ได้สูงกี่เซนติเมตร</w:t>
+      </w:r>
+    </w:p>
+    <w:p>
+      <w:pPr>
+        <w:ind w:left="720"/>
+      </w:pPr>
+      <w:r>
+        <w:t xml:space="preserve">    1. ก</w:t>
+      </w:r>
+    </w:p>
+    <w:p>
+      <w:pPr>
+        <w:ind w:left="720"/>
+      </w:pPr>
+      <w:r>
+        <w:t xml:space="preserve">    2. ข</w:t>
+      </w:r>
+    </w:p>
+    <w:p>
+      <w:pPr>
+        <w:ind w:left="720"/>
+      </w:pPr>
+      <w:r>
+        <w:t xml:space="preserve">    3. ค</w:t>
+      </w:r>
+    </w:p>
+    <w:p>
+      <w:pPr>
+        <w:ind w:left="720"/>
+      </w:pPr>
+      <w:r>
+        <w:t xml:space="preserve">    4. ง</w:t>
+      </w:r>
+    </w:p>
+    <w:p/>
+    <w:p>
+      <w:r>
+        <w:rPr>
+          <w:sz w:val="24"/>
+        </w:rPr>
+        <w:t>7. เมื่อแสงตกกระทบกระจกเงาราบ ถ้าแสงทำมุม 25° กับผิวกระจก มุมสะท้อนเท่ากับกี่องศา</w:t>
+      </w:r>
+    </w:p>
+    <w:p>
+      <w:pPr>
+        <w:ind w:left="720"/>
+      </w:pPr>
+      <w:r>
+        <w:t xml:space="preserve">    1. ก</w:t>
+      </w:r>
+    </w:p>
+    <w:p>
+      <w:pPr>
+        <w:ind w:left="720"/>
+      </w:pPr>
+      <w:r>
+        <w:t xml:space="preserve">    2. ข</w:t>
+      </w:r>
+    </w:p>
+    <w:p>
+      <w:pPr>
+        <w:ind w:left="720"/>
+      </w:pPr>
+      <w:r>
+        <w:t xml:space="preserve">    3. ค</w:t>
+      </w:r>
+    </w:p>
+    <w:p>
+      <w:pPr>
+        <w:ind w:left="720"/>
+      </w:pPr>
+      <w:r>
+        <w:t xml:space="preserve">    4. ง</w:t>
+      </w:r>
+    </w:p>
+    <w:p/>
+    <w:p>
+      <w:r>
+        <w:rPr>
+          <w:sz w:val="24"/>
+        </w:rPr>
+        <w:t>8. กระจกนูนมีรัศมีความโค้ง 60 cm วางวัตถุห่างจากกระจก 20 cm ระยะภาพเท่ากับกี่เซนติเมตร</w:t>
+      </w:r>
+    </w:p>
+    <w:p>
+      <w:pPr>
+        <w:ind w:left="720"/>
+      </w:pPr>
+      <w:r>
+        <w:t xml:space="preserve">    1. ก</w:t>
+      </w:r>
+    </w:p>
+    <w:p>
+      <w:pPr>
+        <w:ind w:left="720"/>
+      </w:pPr>
+      <w:r>
+        <w:t xml:space="preserve">    2. ข</w:t>
+      </w:r>
+    </w:p>
+    <w:p>
+      <w:pPr>
+        <w:ind w:left="720"/>
+      </w:pPr>
+      <w:r>
+        <w:t xml:space="preserve">    3. ค</w:t>
+      </w:r>
+    </w:p>
+    <w:p>
+      <w:pPr>
+        <w:ind w:left="720"/>
+      </w:pPr>
+      <w:r>
+        <w:t xml:space="preserve">    4. ง</w:t>
+      </w:r>
+    </w:p>
+    <w:p/>
+    <w:p>
+      <w:r>
+        <w:rPr>
+          <w:sz w:val="24"/>
+        </w:rPr>
+        <w:t>9. เมื่อวางวัตถุที่ระยะ 10 cm จากกระจกเว้าที่มี f = 15 cm ภาพที่ได้เป็นภาพชนิดใด</w:t>
       </w:r>
     </w:p>
     <w:p>
@@ -299,7 +402,7 @@
               <a:graphicData uri="http://schemas.openxmlformats.org/drawingml/2006/picture">
                 <pic:pic>
                   <pic:nvPicPr>
-                    <pic:cNvPr id="0" name="physics_img_q3_l21_003.png"/>
+                    <pic:cNvPr id="0" name="physics_img_2.png"/>
                     <pic:cNvPicPr/>
                   </pic:nvPicPr>
                   <pic:blipFill>
@@ -325,38 +428,34 @@
     <w:p/>
     <w:p>
       <w:pPr>
-        <w:pStyle w:val="ListBullet"/>
         <w:ind w:left="720"/>
       </w:pPr>
       <w:r>
-        <w:t xml:space="preserve">    ก</w:t>
+        <w:t xml:space="preserve">    1. ก</w:t>
       </w:r>
     </w:p>
     <w:p>
       <w:pPr>
-        <w:pStyle w:val="ListBullet"/>
         <w:ind w:left="720"/>
       </w:pPr>
       <w:r>
-        <w:t xml:space="preserve">    ข</w:t>
+        <w:t xml:space="preserve">    2. ข</w:t>
       </w:r>
     </w:p>
     <w:p>
       <w:pPr>
-        <w:pStyle w:val="ListBullet"/>
         <w:ind w:left="720"/>
       </w:pPr>
       <w:r>
-        <w:t xml:space="preserve">    ค</w:t>
+        <w:t xml:space="preserve">    3. ค</w:t>
       </w:r>
     </w:p>
     <w:p>
       <w:pPr>
-        <w:pStyle w:val="ListBullet"/>
         <w:ind w:left="720"/>
       </w:pPr>
       <w:r>
-        <w:t xml:space="preserve">    ง</w:t>
+        <w:t xml:space="preserve">    4. ง</w:t>
       </w:r>
     </w:p>
     <w:p/>
@@ -365,80 +464,39 @@
         <w:rPr>
           <w:sz w:val="24"/>
         </w:rPr>
-        <w:t>ข้อ p3_l21_007: เมื่อแสงตกกระทบกระจกเงาราบ ถ้าแสงทำมุม 25° กับผิวกระจก มุมสะท้อนเท่ากับกี่องศา</w:t>
-      </w:r>
-    </w:p>
-    <w:p>
-      <w:r>
-        <w:drawing>
-          <wp:inline xmlns:a="http://schemas.openxmlformats.org/drawingml/2006/main" xmlns:pic="http://schemas.openxmlformats.org/drawingml/2006/picture">
-            <wp:extent cx="1828800" cy="1359877"/>
-            <wp:docPr id="3" name="Picture 3"/>
-            <wp:cNvGraphicFramePr>
-              <a:graphicFrameLocks noChangeAspect="1"/>
-            </wp:cNvGraphicFramePr>
-            <a:graphic>
-              <a:graphicData uri="http://schemas.openxmlformats.org/drawingml/2006/picture">
-                <pic:pic>
-                  <pic:nvPicPr>
-                    <pic:cNvPr id="0" name="physics_img_q3_l21_007.png"/>
-                    <pic:cNvPicPr/>
-                  </pic:nvPicPr>
-                  <pic:blipFill>
-                    <a:blip r:embed="rId10"/>
-                    <a:stretch>
-                      <a:fillRect/>
-                    </a:stretch>
-                  </pic:blipFill>
-                  <pic:spPr>
-                    <a:xfrm>
-                      <a:off x="0" y="0"/>
-                      <a:ext cx="1828800" cy="1359877"/>
-                    </a:xfrm>
-                    <a:prstGeom prst="rect"/>
-                  </pic:spPr>
-                </pic:pic>
-              </a:graphicData>
-            </a:graphic>
-          </wp:inline>
-        </w:drawing>
-      </w:r>
-    </w:p>
-    <w:p/>
-    <w:p>
-      <w:pPr>
-        <w:pStyle w:val="ListBullet"/>
-        <w:ind w:left="720"/>
-      </w:pPr>
-      <w:r>
-        <w:t xml:space="preserve">    ก</w:t>
+        <w:t>10. กระจกเว้ามี f = 20 cm วางวัตถุห่างจากกระจก 60 cm การขยาย (magnification) มีค่าเท่าใด</w:t>
       </w:r>
     </w:p>
     <w:p>
       <w:pPr>
-        <w:pStyle w:val="ListBullet"/>
         <w:ind w:left="720"/>
       </w:pPr>
       <w:r>
-        <w:t xml:space="preserve">    ข</w:t>
+        <w:t xml:space="preserve">    1. ก</w:t>
       </w:r>
     </w:p>
     <w:p>
       <w:pPr>
-        <w:pStyle w:val="ListBullet"/>
         <w:ind w:left="720"/>
       </w:pPr>
       <w:r>
-        <w:t xml:space="preserve">    ค</w:t>
+        <w:t xml:space="preserve">    2. ข</w:t>
       </w:r>
     </w:p>
     <w:p>
       <w:pPr>
-        <w:pStyle w:val="ListBullet"/>
         <w:ind w:left="720"/>
       </w:pPr>
       <w:r>
-        <w:t xml:space="preserve">    ง</w:t>
+        <w:t xml:space="preserve">    3. ค</w:t>
+      </w:r>
+    </w:p>
+    <w:p>
+      <w:pPr>
+        <w:ind w:left="720"/>
+      </w:pPr>
+      <w:r>
+        <w:t xml:space="preserve">    4. ง</w:t>
       </w:r>
     </w:p>
     <w:p/>
@@ -447,43 +505,39 @@
         <w:rPr>
           <w:sz w:val="24"/>
         </w:rPr>
-        <w:t>ข้อ p3_l21_008: กระจกนูนมีรัศมีความโค้ง 60 cm วางวัตถุห่างจากกระจก 20 cm ระยะภาพเท่ากับกี่เซนติเมตร</w:t>
+        <w:t>11. ภาพที่เกิดจากกระจกนูนเป็นภาพชนิดใด</w:t>
       </w:r>
     </w:p>
     <w:p>
       <w:pPr>
-        <w:pStyle w:val="ListBullet"/>
         <w:ind w:left="720"/>
       </w:pPr>
       <w:r>
-        <w:t xml:space="preserve">    ก</w:t>
+        <w:t xml:space="preserve">    1. ก</w:t>
       </w:r>
     </w:p>
     <w:p>
       <w:pPr>
-        <w:pStyle w:val="ListBullet"/>
         <w:ind w:left="720"/>
       </w:pPr>
       <w:r>
-        <w:t xml:space="preserve">    ข</w:t>
+        <w:t xml:space="preserve">    2. ข</w:t>
       </w:r>
     </w:p>
     <w:p>
       <w:pPr>
-        <w:pStyle w:val="ListBullet"/>
         <w:ind w:left="720"/>
       </w:pPr>
       <w:r>
-        <w:t xml:space="preserve">    ค</w:t>
+        <w:t xml:space="preserve">    3. ค</w:t>
       </w:r>
     </w:p>
     <w:p>
       <w:pPr>
-        <w:pStyle w:val="ListBullet"/>
         <w:ind w:left="720"/>
       </w:pPr>
       <w:r>
-        <w:t xml:space="preserve">    ง</w:t>
+        <w:t xml:space="preserve">    4. ง</w:t>
       </w:r>
     </w:p>
     <w:p/>
@@ -492,43 +546,39 @@
         <w:rPr>
           <w:sz w:val="24"/>
         </w:rPr>
-        <w:t>ข้อ p3_l21_009: เมื่อวางวัตถุที่ระยะ 10 cm จากกระจกเว้าที่มี f = 15 cm ภาพที่ได้เป็นภาพชนิดใด</w:t>
+        <w:t>12. กระจกเว้ามีรัศมีความโค้ง 40 cm วางวัตถุที่ระยะ 8 cm จากกระจก ระยะภาพเท่ากับกี่ cm</w:t>
       </w:r>
     </w:p>
     <w:p>
       <w:pPr>
-        <w:pStyle w:val="ListBullet"/>
         <w:ind w:left="720"/>
       </w:pPr>
       <w:r>
-        <w:t xml:space="preserve">    ก</w:t>
+        <w:t xml:space="preserve">    1. ก</w:t>
       </w:r>
     </w:p>
     <w:p>
       <w:pPr>
-        <w:pStyle w:val="ListBullet"/>
         <w:ind w:left="720"/>
       </w:pPr>
       <w:r>
-        <w:t xml:space="preserve">    ข</w:t>
+        <w:t xml:space="preserve">    2. ข</w:t>
       </w:r>
     </w:p>
     <w:p>
       <w:pPr>
-        <w:pStyle w:val="ListBullet"/>
         <w:ind w:left="720"/>
       </w:pPr>
       <w:r>
-        <w:t xml:space="preserve">    ค</w:t>
+        <w:t xml:space="preserve">    3. ค</w:t>
       </w:r>
     </w:p>
     <w:p>
       <w:pPr>
-        <w:pStyle w:val="ListBullet"/>
         <w:ind w:left="720"/>
       </w:pPr>
       <w:r>
-        <w:t xml:space="preserve">    ง</w:t>
+        <w:t xml:space="preserve">    4. ง</w:t>
       </w:r>
     </w:p>
     <w:p/>
@@ -537,43 +587,39 @@
         <w:rPr>
           <w:sz w:val="24"/>
         </w:rPr>
-        <w:t>ข้อ p3_l21_010: กระจกเว้ามี f = 20 cm วางวัตถุห่างจากกระจก 60 cm การขยาย (magnification) มีค่าเท่าใด</w:t>
+        <w:t>13. ข้อใดต่อไปนี้ไม่จำเป็นต้องใช้กฎการสะท้อนในการอธิบาย</w:t>
       </w:r>
     </w:p>
     <w:p>
       <w:pPr>
-        <w:pStyle w:val="ListBullet"/>
         <w:ind w:left="720"/>
       </w:pPr>
       <w:r>
-        <w:t xml:space="preserve">    ก</w:t>
+        <w:t xml:space="preserve">    1. ก</w:t>
       </w:r>
     </w:p>
     <w:p>
       <w:pPr>
-        <w:pStyle w:val="ListBullet"/>
         <w:ind w:left="720"/>
       </w:pPr>
       <w:r>
-        <w:t xml:space="preserve">    ข</w:t>
+        <w:t xml:space="preserve">    2. ข</w:t>
       </w:r>
     </w:p>
     <w:p>
       <w:pPr>
-        <w:pStyle w:val="ListBullet"/>
         <w:ind w:left="720"/>
       </w:pPr>
       <w:r>
-        <w:t xml:space="preserve">    ค</w:t>
+        <w:t xml:space="preserve">    3. ค</w:t>
       </w:r>
     </w:p>
     <w:p>
       <w:pPr>
-        <w:pStyle w:val="ListBullet"/>
         <w:ind w:left="720"/>
       </w:pPr>
       <w:r>
-        <w:t xml:space="preserve">    ง</w:t>
+        <w:t xml:space="preserve">    4. ง</w:t>
       </w:r>
     </w:p>
     <w:p/>
@@ -582,80 +628,39 @@
         <w:rPr>
           <w:sz w:val="24"/>
         </w:rPr>
-        <w:t>ข้อ p3_l21_011: ภาพที่เกิดจากกระจกนูนเป็นภาพชนิดใด</w:t>
-      </w:r>
-    </w:p>
-    <w:p>
-      <w:r>
-        <w:drawing>
-          <wp:inline xmlns:a="http://schemas.openxmlformats.org/drawingml/2006/main" xmlns:pic="http://schemas.openxmlformats.org/drawingml/2006/picture">
-            <wp:extent cx="1828800" cy="1359877"/>
-            <wp:docPr id="4" name="Picture 4"/>
-            <wp:cNvGraphicFramePr>
-              <a:graphicFrameLocks noChangeAspect="1"/>
-            </wp:cNvGraphicFramePr>
-            <a:graphic>
-              <a:graphicData uri="http://schemas.openxmlformats.org/drawingml/2006/picture">
-                <pic:pic>
-                  <pic:nvPicPr>
-                    <pic:cNvPr id="0" name="physics_img_q3_l21_003.png"/>
-                    <pic:cNvPicPr/>
-                  </pic:nvPicPr>
-                  <pic:blipFill>
-                    <a:blip r:embed="rId9"/>
-                    <a:stretch>
-                      <a:fillRect/>
-                    </a:stretch>
-                  </pic:blipFill>
-                  <pic:spPr>
-                    <a:xfrm>
-                      <a:off x="0" y="0"/>
-                      <a:ext cx="1828800" cy="1359877"/>
-                    </a:xfrm>
-                    <a:prstGeom prst="rect"/>
-                  </pic:spPr>
-                </pic:pic>
-              </a:graphicData>
-            </a:graphic>
-          </wp:inline>
-        </w:drawing>
-      </w:r>
-    </w:p>
-    <w:p/>
-    <w:p>
-      <w:pPr>
-        <w:pStyle w:val="ListBullet"/>
-        <w:ind w:left="720"/>
-      </w:pPr>
-      <w:r>
-        <w:t xml:space="preserve">    ก</w:t>
+        <w:t>14. กระจกนูนมีความยาวโฟกัส 25 cm ระยะวัตถุ 50 cm ระยะภาพเท่ากับกี่ cm</w:t>
       </w:r>
     </w:p>
     <w:p>
       <w:pPr>
-        <w:pStyle w:val="ListBullet"/>
         <w:ind w:left="720"/>
       </w:pPr>
       <w:r>
-        <w:t xml:space="preserve">    ข</w:t>
+        <w:t xml:space="preserve">    1. ก</w:t>
       </w:r>
     </w:p>
     <w:p>
       <w:pPr>
-        <w:pStyle w:val="ListBullet"/>
         <w:ind w:left="720"/>
       </w:pPr>
       <w:r>
-        <w:t xml:space="preserve">    ค</w:t>
+        <w:t xml:space="preserve">    2. ข</w:t>
       </w:r>
     </w:p>
     <w:p>
       <w:pPr>
-        <w:pStyle w:val="ListBullet"/>
         <w:ind w:left="720"/>
       </w:pPr>
       <w:r>
-        <w:t xml:space="preserve">    ง</w:t>
+        <w:t xml:space="preserve">    3. ค</w:t>
+      </w:r>
+    </w:p>
+    <w:p>
+      <w:pPr>
+        <w:ind w:left="720"/>
+      </w:pPr>
+      <w:r>
+        <w:t xml:space="preserve">    4. ง</w:t>
       </w:r>
     </w:p>
     <w:p/>
@@ -664,80 +669,39 @@
         <w:rPr>
           <w:sz w:val="24"/>
         </w:rPr>
-        <w:t>ข้อ p3_l21_012: กระจกเว้ามีรัศมีความโค้ง 40 cm วางวัตถุที่ระยะ 8 cm จากกระจก ระยะภาพเท่ากับกี่ cm</w:t>
-      </w:r>
-    </w:p>
-    <w:p>
-      <w:r>
-        <w:drawing>
-          <wp:inline xmlns:a="http://schemas.openxmlformats.org/drawingml/2006/main" xmlns:pic="http://schemas.openxmlformats.org/drawingml/2006/picture">
-            <wp:extent cx="1828800" cy="1359877"/>
-            <wp:docPr id="5" name="Picture 5"/>
-            <wp:cNvGraphicFramePr>
-              <a:graphicFrameLocks noChangeAspect="1"/>
-            </wp:cNvGraphicFramePr>
-            <a:graphic>
-              <a:graphicData uri="http://schemas.openxmlformats.org/drawingml/2006/picture">
-                <pic:pic>
-                  <pic:nvPicPr>
-                    <pic:cNvPr id="0" name="physics_img_q3_l21_003.png"/>
-                    <pic:cNvPicPr/>
-                  </pic:nvPicPr>
-                  <pic:blipFill>
-                    <a:blip r:embed="rId9"/>
-                    <a:stretch>
-                      <a:fillRect/>
-                    </a:stretch>
-                  </pic:blipFill>
-                  <pic:spPr>
-                    <a:xfrm>
-                      <a:off x="0" y="0"/>
-                      <a:ext cx="1828800" cy="1359877"/>
-                    </a:xfrm>
-                    <a:prstGeom prst="rect"/>
-                  </pic:spPr>
-                </pic:pic>
-              </a:graphicData>
-            </a:graphic>
-          </wp:inline>
-        </w:drawing>
-      </w:r>
-    </w:p>
-    <w:p/>
-    <w:p>
-      <w:pPr>
-        <w:pStyle w:val="ListBullet"/>
-        <w:ind w:left="720"/>
-      </w:pPr>
-      <w:r>
-        <w:t xml:space="preserve">    ก</w:t>
+        <w:t>15. กระจกเว้ามีรัศมีความโค้ง 30 cm วางวัตถุที่ระยะวิกฤต (critical distance) ซึ่งคือระยะที่เท่ากับความยาวโฟกัส ระยะภาพจะเป็นอนันต์ วัตถุอยู่ที่ระยะกี่ cm</w:t>
       </w:r>
     </w:p>
     <w:p>
       <w:pPr>
-        <w:pStyle w:val="ListBullet"/>
         <w:ind w:left="720"/>
       </w:pPr>
       <w:r>
-        <w:t xml:space="preserve">    ข</w:t>
+        <w:t xml:space="preserve">    1. ก</w:t>
       </w:r>
     </w:p>
     <w:p>
       <w:pPr>
-        <w:pStyle w:val="ListBullet"/>
         <w:ind w:left="720"/>
       </w:pPr>
       <w:r>
-        <w:t xml:space="preserve">    ค</w:t>
+        <w:t xml:space="preserve">    2. ข</w:t>
       </w:r>
     </w:p>
     <w:p>
       <w:pPr>
-        <w:pStyle w:val="ListBullet"/>
         <w:ind w:left="720"/>
       </w:pPr>
       <w:r>
-        <w:t xml:space="preserve">    ง</w:t>
+        <w:t xml:space="preserve">    3. ค</w:t>
+      </w:r>
+    </w:p>
+    <w:p>
+      <w:pPr>
+        <w:ind w:left="720"/>
+      </w:pPr>
+      <w:r>
+        <w:t xml:space="preserve">    4. ง</w:t>
       </w:r>
     </w:p>
     <w:p/>
@@ -746,43 +710,39 @@
         <w:rPr>
           <w:sz w:val="24"/>
         </w:rPr>
-        <w:t>ข้อ p3_l21_013: ข้อใดต่อไปนี้ไม่จำเป็นต้องใช้กฎการสะท้อนในการอธิบาย</w:t>
+        <w:t>16. กระจกเว้ามี f = 10 cm วางวัตถุที่ระยะ 30 cm จากกระจก ภาพที่ได้มีการขยายกี่เท่า และหัวกลับหรือไม่</w:t>
       </w:r>
     </w:p>
     <w:p>
       <w:pPr>
-        <w:pStyle w:val="ListBullet"/>
         <w:ind w:left="720"/>
       </w:pPr>
       <w:r>
-        <w:t xml:space="preserve">    ก</w:t>
+        <w:t xml:space="preserve">    1. ก</w:t>
       </w:r>
     </w:p>
     <w:p>
       <w:pPr>
-        <w:pStyle w:val="ListBullet"/>
         <w:ind w:left="720"/>
       </w:pPr>
       <w:r>
-        <w:t xml:space="preserve">    ข</w:t>
+        <w:t xml:space="preserve">    2. ข</w:t>
       </w:r>
     </w:p>
     <w:p>
       <w:pPr>
-        <w:pStyle w:val="ListBullet"/>
         <w:ind w:left="720"/>
       </w:pPr>
       <w:r>
-        <w:t xml:space="preserve">    ค</w:t>
+        <w:t xml:space="preserve">    3. ค</w:t>
       </w:r>
     </w:p>
     <w:p>
       <w:pPr>
-        <w:pStyle w:val="ListBullet"/>
         <w:ind w:left="720"/>
       </w:pPr>
       <w:r>
-        <w:t xml:space="preserve">    ง</w:t>
+        <w:t xml:space="preserve">    4. ง</w:t>
       </w:r>
     </w:p>
     <w:p/>
@@ -791,43 +751,39 @@
         <w:rPr>
           <w:sz w:val="24"/>
         </w:rPr>
-        <w:t>ข้อ p3_l21_014: กระจกนูนมีความยาวโฟกัส 25 cm ระยะวัตถุ 50 cm ระยะภาพเท่ากับกี่ cm</w:t>
+        <w:t>17. เมื่อใช้กระจกเว้ารักษาฟัน กระจกอยู่ห่างจากฟัน 1 cm และได้ภาพขยาย 5 เท่า ความยาวโฟกัสของกระจกเป็นกี่ cm</w:t>
       </w:r>
     </w:p>
     <w:p>
       <w:pPr>
-        <w:pStyle w:val="ListBullet"/>
         <w:ind w:left="720"/>
       </w:pPr>
       <w:r>
-        <w:t xml:space="preserve">    ก</w:t>
+        <w:t xml:space="preserve">    1. ก</w:t>
       </w:r>
     </w:p>
     <w:p>
       <w:pPr>
-        <w:pStyle w:val="ListBullet"/>
         <w:ind w:left="720"/>
       </w:pPr>
       <w:r>
-        <w:t xml:space="preserve">    ข</w:t>
+        <w:t xml:space="preserve">    2. ข</w:t>
       </w:r>
     </w:p>
     <w:p>
       <w:pPr>
-        <w:pStyle w:val="ListBullet"/>
         <w:ind w:left="720"/>
       </w:pPr>
       <w:r>
-        <w:t xml:space="preserve">    ค</w:t>
+        <w:t xml:space="preserve">    3. ค</w:t>
       </w:r>
     </w:p>
     <w:p>
       <w:pPr>
-        <w:pStyle w:val="ListBullet"/>
         <w:ind w:left="720"/>
       </w:pPr>
       <w:r>
-        <w:t xml:space="preserve">    ง</w:t>
+        <w:t xml:space="preserve">    4. ง</w:t>
       </w:r>
     </w:p>
     <w:p/>
@@ -836,43 +792,39 @@
         <w:rPr>
           <w:sz w:val="24"/>
         </w:rPr>
-        <w:t>ข้อ p3_l21_015: กระจกเว้ามีรัศมีความโค้ง 30 cm วางวัตถุที่ระยะวิกฤต (critical distance) ซึ่งคือระยะที่เท่ากับความยาวโฟกัส ระยะภาพจะเป็นอนันต์ วัตถุอยู่ที่ระยะกี่ cm</w:t>
+        <w:t>18. ถ้าแสงตกกระทบกระจกราบและทำมุม 40° กับผิวกระจก มุมที่แสงสะท้อนออกมาจะเท่ากับกี่องศา</w:t>
       </w:r>
     </w:p>
     <w:p>
       <w:pPr>
-        <w:pStyle w:val="ListBullet"/>
         <w:ind w:left="720"/>
       </w:pPr>
       <w:r>
-        <w:t xml:space="preserve">    ก</w:t>
+        <w:t xml:space="preserve">    1. ก</w:t>
       </w:r>
     </w:p>
     <w:p>
       <w:pPr>
-        <w:pStyle w:val="ListBullet"/>
         <w:ind w:left="720"/>
       </w:pPr>
       <w:r>
-        <w:t xml:space="preserve">    ข</w:t>
+        <w:t xml:space="preserve">    2. ข</w:t>
       </w:r>
     </w:p>
     <w:p>
       <w:pPr>
-        <w:pStyle w:val="ListBullet"/>
         <w:ind w:left="720"/>
       </w:pPr>
       <w:r>
-        <w:t xml:space="preserve">    ค</w:t>
+        <w:t xml:space="preserve">    3. ค</w:t>
       </w:r>
     </w:p>
     <w:p>
       <w:pPr>
-        <w:pStyle w:val="ListBullet"/>
         <w:ind w:left="720"/>
       </w:pPr>
       <w:r>
-        <w:t xml:space="preserve">    ง</w:t>
+        <w:t xml:space="preserve">    4. ง</w:t>
       </w:r>
     </w:p>
     <w:p/>
@@ -881,43 +833,39 @@
         <w:rPr>
           <w:sz w:val="24"/>
         </w:rPr>
-        <w:t>ข้อ p3_l21_016: กระจกเว้ามี f = 10 cm วางวัตถุที่ระยะ 30 cm จากกระจก ภาพที่ได้มีการขยายกี่เท่า และหัวกลับหรือไม่</w:t>
+        <w:t>19. ข้อใดเกี่ยวกับกระจกเว้า (concave mirror) ที่ถูกต้อง</w:t>
       </w:r>
     </w:p>
     <w:p>
       <w:pPr>
-        <w:pStyle w:val="ListBullet"/>
         <w:ind w:left="720"/>
       </w:pPr>
       <w:r>
-        <w:t xml:space="preserve">    ก</w:t>
+        <w:t xml:space="preserve">    1. ก</w:t>
       </w:r>
     </w:p>
     <w:p>
       <w:pPr>
-        <w:pStyle w:val="ListBullet"/>
         <w:ind w:left="720"/>
       </w:pPr>
       <w:r>
-        <w:t xml:space="preserve">    ข</w:t>
+        <w:t xml:space="preserve">    2. ข</w:t>
       </w:r>
     </w:p>
     <w:p>
       <w:pPr>
-        <w:pStyle w:val="ListBullet"/>
         <w:ind w:left="720"/>
       </w:pPr>
       <w:r>
-        <w:t xml:space="preserve">    ค</w:t>
+        <w:t xml:space="preserve">    3. ค</w:t>
       </w:r>
     </w:p>
     <w:p>
       <w:pPr>
-        <w:pStyle w:val="ListBullet"/>
         <w:ind w:left="720"/>
       </w:pPr>
       <w:r>
-        <w:t xml:space="preserve">    ง</w:t>
+        <w:t xml:space="preserve">    4. ง</w:t>
       </w:r>
     </w:p>
     <w:p/>
@@ -926,43 +874,39 @@
         <w:rPr>
           <w:sz w:val="24"/>
         </w:rPr>
-        <w:t>ข้อ p3_l21_017: เมื่อใช้กระจกเว้ารักษาฟัน กระจกอยู่ห่างจากฟัน 1 cm และได้ภาพขยาย 5 เท่า ความยาวโฟกัสของกระจกเป็นกี่ cm</w:t>
+        <w:t>20. กระจกเว้ามีรัศมี 20 cm วางวัตถุที่ระยะ 6 cm จากจุดยอด ภาพที่ได้เป็นภาพจริงหรือเสมือน และมีขนาดเท่าใด</w:t>
       </w:r>
     </w:p>
     <w:p>
       <w:pPr>
-        <w:pStyle w:val="ListBullet"/>
         <w:ind w:left="720"/>
       </w:pPr>
       <w:r>
-        <w:t xml:space="preserve">    ก</w:t>
+        <w:t xml:space="preserve">    1. ก</w:t>
       </w:r>
     </w:p>
     <w:p>
       <w:pPr>
-        <w:pStyle w:val="ListBullet"/>
         <w:ind w:left="720"/>
       </w:pPr>
       <w:r>
-        <w:t xml:space="preserve">    ข</w:t>
+        <w:t xml:space="preserve">    2. ข</w:t>
       </w:r>
     </w:p>
     <w:p>
       <w:pPr>
-        <w:pStyle w:val="ListBullet"/>
         <w:ind w:left="720"/>
       </w:pPr>
       <w:r>
-        <w:t xml:space="preserve">    ค</w:t>
+        <w:t xml:space="preserve">    3. ค</w:t>
       </w:r>
     </w:p>
     <w:p>
       <w:pPr>
-        <w:pStyle w:val="ListBullet"/>
         <w:ind w:left="720"/>
       </w:pPr>
       <w:r>
-        <w:t xml:space="preserve">    ง</w:t>
+        <w:t xml:space="preserve">    4. ง</w:t>
       </w:r>
     </w:p>
     <w:p/>
@@ -971,43 +915,39 @@
         <w:rPr>
           <w:sz w:val="24"/>
         </w:rPr>
-        <w:t>ข้อ p3_l21_018: ถ้าแสงตกกระทบกระจกราบและทำมุม 40° กับผิวกระจก มุมที่แสงสะท้อนออกมาจะเท่ากับกี่องศา</w:t>
+        <w:t>21. ปรากฏการณ์ใดที่เกิดจากการสะท้อนของแสงบนผิวน้ำทะเลที่ราบเรียบ</w:t>
       </w:r>
     </w:p>
     <w:p>
       <w:pPr>
-        <w:pStyle w:val="ListBullet"/>
         <w:ind w:left="720"/>
       </w:pPr>
       <w:r>
-        <w:t xml:space="preserve">    ก</w:t>
+        <w:t xml:space="preserve">    1. ก</w:t>
       </w:r>
     </w:p>
     <w:p>
       <w:pPr>
-        <w:pStyle w:val="ListBullet"/>
         <w:ind w:left="720"/>
       </w:pPr>
       <w:r>
-        <w:t xml:space="preserve">    ข</w:t>
+        <w:t xml:space="preserve">    2. ข</w:t>
       </w:r>
     </w:p>
     <w:p>
       <w:pPr>
-        <w:pStyle w:val="ListBullet"/>
         <w:ind w:left="720"/>
       </w:pPr>
       <w:r>
-        <w:t xml:space="preserve">    ค</w:t>
+        <w:t xml:space="preserve">    3. ค</w:t>
       </w:r>
     </w:p>
     <w:p>
       <w:pPr>
-        <w:pStyle w:val="ListBullet"/>
         <w:ind w:left="720"/>
       </w:pPr>
       <w:r>
-        <w:t xml:space="preserve">    ง</w:t>
+        <w:t xml:space="preserve">    4. ง</w:t>
       </w:r>
     </w:p>
     <w:p/>
@@ -1016,80 +956,39 @@
         <w:rPr>
           <w:sz w:val="24"/>
         </w:rPr>
-        <w:t>ข้อ p3_l21_019: ข้อใดเกี่ยวกับกระจกเว้า (concave mirror) ที่ถูกต้อง</w:t>
-      </w:r>
-    </w:p>
-    <w:p>
-      <w:r>
-        <w:drawing>
-          <wp:inline xmlns:a="http://schemas.openxmlformats.org/drawingml/2006/main" xmlns:pic="http://schemas.openxmlformats.org/drawingml/2006/picture">
-            <wp:extent cx="1828800" cy="1359877"/>
-            <wp:docPr id="6" name="Picture 6"/>
-            <wp:cNvGraphicFramePr>
-              <a:graphicFrameLocks noChangeAspect="1"/>
-            </wp:cNvGraphicFramePr>
-            <a:graphic>
-              <a:graphicData uri="http://schemas.openxmlformats.org/drawingml/2006/picture">
-                <pic:pic>
-                  <pic:nvPicPr>
-                    <pic:cNvPr id="0" name="physics_img_q3_l21_003.png"/>
-                    <pic:cNvPicPr/>
-                  </pic:nvPicPr>
-                  <pic:blipFill>
-                    <a:blip r:embed="rId9"/>
-                    <a:stretch>
-                      <a:fillRect/>
-                    </a:stretch>
-                  </pic:blipFill>
-                  <pic:spPr>
-                    <a:xfrm>
-                      <a:off x="0" y="0"/>
-                      <a:ext cx="1828800" cy="1359877"/>
-                    </a:xfrm>
-                    <a:prstGeom prst="rect"/>
-                  </pic:spPr>
-                </pic:pic>
-              </a:graphicData>
-            </a:graphic>
-          </wp:inline>
-        </w:drawing>
-      </w:r>
-    </w:p>
-    <w:p/>
-    <w:p>
-      <w:pPr>
-        <w:pStyle w:val="ListBullet"/>
-        <w:ind w:left="720"/>
-      </w:pPr>
-      <w:r>
-        <w:t xml:space="preserve">    ก</w:t>
+        <w:t>22. กระจกนูนมีความยาวโฟกัส 20 cm ถ้าต้องการให้ได้ภาพที่มีขนาด 1/3 เท่าของวัตถุ วัตถุควรอยู่ห่างจากกระจกกี่ cm</w:t>
       </w:r>
     </w:p>
     <w:p>
       <w:pPr>
-        <w:pStyle w:val="ListBullet"/>
         <w:ind w:left="720"/>
       </w:pPr>
       <w:r>
-        <w:t xml:space="preserve">    ข</w:t>
+        <w:t xml:space="preserve">    1. ก</w:t>
       </w:r>
     </w:p>
     <w:p>
       <w:pPr>
-        <w:pStyle w:val="ListBullet"/>
         <w:ind w:left="720"/>
       </w:pPr>
       <w:r>
-        <w:t xml:space="preserve">    ค</w:t>
+        <w:t xml:space="preserve">    2. ข</w:t>
       </w:r>
     </w:p>
     <w:p>
       <w:pPr>
-        <w:pStyle w:val="ListBullet"/>
         <w:ind w:left="720"/>
       </w:pPr>
       <w:r>
-        <w:t xml:space="preserve">    ง</w:t>
+        <w:t xml:space="preserve">    3. ค</w:t>
+      </w:r>
+    </w:p>
+    <w:p>
+      <w:pPr>
+        <w:ind w:left="720"/>
+      </w:pPr>
+      <w:r>
+        <w:t xml:space="preserve">    4. ง</w:t>
       </w:r>
     </w:p>
     <w:p/>
@@ -1098,43 +997,39 @@
         <w:rPr>
           <w:sz w:val="24"/>
         </w:rPr>
-        <w:t>ข้อ p3_l21_020: กระจกเว้ามีรัศมี 20 cm วางวัตถุที่ระยะ 6 cm จากจุดยอด ภาพที่ได้เป็นภาพจริงหรือเสมือน และมีขนาดเท่าใด</w:t>
+        <w:t>23. เมื่อวัตถุอยู่ที่ระยะ 2f จากกระจกเว้า ภาพที่ได้มีลักษณะอย่างไร</w:t>
       </w:r>
     </w:p>
     <w:p>
       <w:pPr>
-        <w:pStyle w:val="ListBullet"/>
         <w:ind w:left="720"/>
       </w:pPr>
       <w:r>
-        <w:t xml:space="preserve">    ก</w:t>
+        <w:t xml:space="preserve">    1. ก</w:t>
       </w:r>
     </w:p>
     <w:p>
       <w:pPr>
-        <w:pStyle w:val="ListBullet"/>
         <w:ind w:left="720"/>
       </w:pPr>
       <w:r>
-        <w:t xml:space="preserve">    ข</w:t>
+        <w:t xml:space="preserve">    2. ข</w:t>
       </w:r>
     </w:p>
     <w:p>
       <w:pPr>
-        <w:pStyle w:val="ListBullet"/>
         <w:ind w:left="720"/>
       </w:pPr>
       <w:r>
-        <w:t xml:space="preserve">    ค</w:t>
+        <w:t xml:space="preserve">    3. ค</w:t>
       </w:r>
     </w:p>
     <w:p>
       <w:pPr>
-        <w:pStyle w:val="ListBullet"/>
         <w:ind w:left="720"/>
       </w:pPr>
       <w:r>
-        <w:t xml:space="preserve">    ง</w:t>
+        <w:t xml:space="preserve">    4. ง</w:t>
       </w:r>
     </w:p>
     <w:p/>
@@ -1143,80 +1038,39 @@
         <w:rPr>
           <w:sz w:val="24"/>
         </w:rPr>
-        <w:t>ข้อ p3_l21_021: ปรากฏการณ์ใดที่เกิดจากการสะท้อนของแสงบนผิวน้ำทะเลที่ราบเรียบ</w:t>
-      </w:r>
-    </w:p>
-    <w:p>
-      <w:r>
-        <w:drawing>
-          <wp:inline xmlns:a="http://schemas.openxmlformats.org/drawingml/2006/main" xmlns:pic="http://schemas.openxmlformats.org/drawingml/2006/picture">
-            <wp:extent cx="1828800" cy="1359877"/>
-            <wp:docPr id="7" name="Picture 7"/>
-            <wp:cNvGraphicFramePr>
-              <a:graphicFrameLocks noChangeAspect="1"/>
-            </wp:cNvGraphicFramePr>
-            <a:graphic>
-              <a:graphicData uri="http://schemas.openxmlformats.org/drawingml/2006/picture">
-                <pic:pic>
-                  <pic:nvPicPr>
-                    <pic:cNvPr id="0" name="physics_img_q3_l21_003.png"/>
-                    <pic:cNvPicPr/>
-                  </pic:nvPicPr>
-                  <pic:blipFill>
-                    <a:blip r:embed="rId9"/>
-                    <a:stretch>
-                      <a:fillRect/>
-                    </a:stretch>
-                  </pic:blipFill>
-                  <pic:spPr>
-                    <a:xfrm>
-                      <a:off x="0" y="0"/>
-                      <a:ext cx="1828800" cy="1359877"/>
-                    </a:xfrm>
-                    <a:prstGeom prst="rect"/>
-                  </pic:spPr>
-                </pic:pic>
-              </a:graphicData>
-            </a:graphic>
-          </wp:inline>
-        </w:drawing>
-      </w:r>
-    </w:p>
-    <w:p/>
-    <w:p>
-      <w:pPr>
-        <w:pStyle w:val="ListBullet"/>
-        <w:ind w:left="720"/>
-      </w:pPr>
-      <w:r>
-        <w:t xml:space="preserve">    ก</w:t>
+        <w:t>24. กระจกนูนใช้เป็นกระจกมองหลัง (rear-view mirror) เพราะเหตุผลใด</w:t>
       </w:r>
     </w:p>
     <w:p>
       <w:pPr>
-        <w:pStyle w:val="ListBullet"/>
         <w:ind w:left="720"/>
       </w:pPr>
       <w:r>
-        <w:t xml:space="preserve">    ข</w:t>
+        <w:t xml:space="preserve">    1. ก</w:t>
       </w:r>
     </w:p>
     <w:p>
       <w:pPr>
-        <w:pStyle w:val="ListBullet"/>
         <w:ind w:left="720"/>
       </w:pPr>
       <w:r>
-        <w:t xml:space="preserve">    ค</w:t>
+        <w:t xml:space="preserve">    2. ข</w:t>
       </w:r>
     </w:p>
     <w:p>
       <w:pPr>
-        <w:pStyle w:val="ListBullet"/>
         <w:ind w:left="720"/>
       </w:pPr>
       <w:r>
-        <w:t xml:space="preserve">    ง</w:t>
+        <w:t xml:space="preserve">    3. ค</w:t>
+      </w:r>
+    </w:p>
+    <w:p>
+      <w:pPr>
+        <w:ind w:left="720"/>
+      </w:pPr>
+      <w:r>
+        <w:t xml:space="preserve">    4. ง</w:t>
       </w:r>
     </w:p>
     <w:p/>
@@ -1225,252 +1079,39 @@
         <w:rPr>
           <w:sz w:val="24"/>
         </w:rPr>
-        <w:t>ข้อ p3_l21_022: กระจกนูนมีความยาวโฟกัส 20 cm ถ้าต้องการให้ได้ภาพที่มีขนาด 1/3 เท่าของวัตถุ วัตถุควรอยู่ห่างจากกระจกกี่ cm</w:t>
+        <w:t>25. กระจกเว้ามีรัศมี 60 cm วางวัตถุที่ระยะ 20 cm จากจุดโฟกัสเข้าหากระจก (วัตถุอยู่ระหว่าง f กับจุด C) ภาพที่ได้เป็นภาพชนิดใด</w:t>
       </w:r>
     </w:p>
     <w:p>
       <w:pPr>
-        <w:pStyle w:val="ListBullet"/>
         <w:ind w:left="720"/>
       </w:pPr>
       <w:r>
-        <w:t xml:space="preserve">    ก</w:t>
+        <w:t xml:space="preserve">    1. ก</w:t>
       </w:r>
     </w:p>
     <w:p>
       <w:pPr>
-        <w:pStyle w:val="ListBullet"/>
         <w:ind w:left="720"/>
       </w:pPr>
       <w:r>
-        <w:t xml:space="preserve">    ข</w:t>
+        <w:t xml:space="preserve">    2. ข</w:t>
       </w:r>
     </w:p>
     <w:p>
       <w:pPr>
-        <w:pStyle w:val="ListBullet"/>
         <w:ind w:left="720"/>
       </w:pPr>
       <w:r>
-        <w:t xml:space="preserve">    ค</w:t>
+        <w:t xml:space="preserve">    3. ค</w:t>
       </w:r>
     </w:p>
     <w:p>
       <w:pPr>
-        <w:pStyle w:val="ListBullet"/>
         <w:ind w:left="720"/>
       </w:pPr>
       <w:r>
-        <w:t xml:space="preserve">    ง</w:t>
-      </w:r>
-    </w:p>
-    <w:p/>
-    <w:p>
-      <w:r>
-        <w:rPr>
-          <w:sz w:val="24"/>
-        </w:rPr>
-        <w:t>ข้อ p3_l21_023: เมื่อวัตถุอยู่ที่ระยะ 2f จากกระจกเว้า ภาพที่ได้มีลักษณะอย่างไร</w:t>
-      </w:r>
-    </w:p>
-    <w:p>
-      <w:pPr>
-        <w:pStyle w:val="ListBullet"/>
-        <w:ind w:left="720"/>
-      </w:pPr>
-      <w:r>
-        <w:t xml:space="preserve">    ก</w:t>
-      </w:r>
-    </w:p>
-    <w:p>
-      <w:pPr>
-        <w:pStyle w:val="ListBullet"/>
-        <w:ind w:left="720"/>
-      </w:pPr>
-      <w:r>
-        <w:t xml:space="preserve">    ข</w:t>
-      </w:r>
-    </w:p>
-    <w:p>
-      <w:pPr>
-        <w:pStyle w:val="ListBullet"/>
-        <w:ind w:left="720"/>
-      </w:pPr>
-      <w:r>
-        <w:t xml:space="preserve">    ค</w:t>
-      </w:r>
-    </w:p>
-    <w:p>
-      <w:pPr>
-        <w:pStyle w:val="ListBullet"/>
-        <w:ind w:left="720"/>
-      </w:pPr>
-      <w:r>
-        <w:t xml:space="preserve">    ง</w:t>
-      </w:r>
-    </w:p>
-    <w:p/>
-    <w:p>
-      <w:r>
-        <w:rPr>
-          <w:sz w:val="24"/>
-        </w:rPr>
-        <w:t>ข้อ p3_l21_024: กระจกนูนใช้เป็นกระจกมองหลัง (rear-view mirror) เพราะเหตุผลใด</w:t>
-      </w:r>
-    </w:p>
-    <w:p>
-      <w:r>
-        <w:drawing>
-          <wp:inline xmlns:a="http://schemas.openxmlformats.org/drawingml/2006/main" xmlns:pic="http://schemas.openxmlformats.org/drawingml/2006/picture">
-            <wp:extent cx="1828800" cy="1359877"/>
-            <wp:docPr id="8" name="Picture 8"/>
-            <wp:cNvGraphicFramePr>
-              <a:graphicFrameLocks noChangeAspect="1"/>
-            </wp:cNvGraphicFramePr>
-            <a:graphic>
-              <a:graphicData uri="http://schemas.openxmlformats.org/drawingml/2006/picture">
-                <pic:pic>
-                  <pic:nvPicPr>
-                    <pic:cNvPr id="0" name="physics_img_q3_l21_003.png"/>
-                    <pic:cNvPicPr/>
-                  </pic:nvPicPr>
-                  <pic:blipFill>
-                    <a:blip r:embed="rId9"/>
-                    <a:stretch>
-                      <a:fillRect/>
-                    </a:stretch>
-                  </pic:blipFill>
-                  <pic:spPr>
-                    <a:xfrm>
-                      <a:off x="0" y="0"/>
-                      <a:ext cx="1828800" cy="1359877"/>
-                    </a:xfrm>
-                    <a:prstGeom prst="rect"/>
-                  </pic:spPr>
-                </pic:pic>
-              </a:graphicData>
-            </a:graphic>
-          </wp:inline>
-        </w:drawing>
-      </w:r>
-    </w:p>
-    <w:p/>
-    <w:p>
-      <w:pPr>
-        <w:pStyle w:val="ListBullet"/>
-        <w:ind w:left="720"/>
-      </w:pPr>
-      <w:r>
-        <w:t xml:space="preserve">    ก</w:t>
-      </w:r>
-    </w:p>
-    <w:p>
-      <w:pPr>
-        <w:pStyle w:val="ListBullet"/>
-        <w:ind w:left="720"/>
-      </w:pPr>
-      <w:r>
-        <w:t xml:space="preserve">    ข</w:t>
-      </w:r>
-    </w:p>
-    <w:p>
-      <w:pPr>
-        <w:pStyle w:val="ListBullet"/>
-        <w:ind w:left="720"/>
-      </w:pPr>
-      <w:r>
-        <w:t xml:space="preserve">    ค</w:t>
-      </w:r>
-    </w:p>
-    <w:p>
-      <w:pPr>
-        <w:pStyle w:val="ListBullet"/>
-        <w:ind w:left="720"/>
-      </w:pPr>
-      <w:r>
-        <w:t xml:space="preserve">    ง</w:t>
-      </w:r>
-    </w:p>
-    <w:p/>
-    <w:p>
-      <w:r>
-        <w:rPr>
-          <w:sz w:val="24"/>
-        </w:rPr>
-        <w:t>ข้อ p3_l21_025: กระจกเว้ามีรัศมี 60 cm วางวัตถุที่ระยะ 20 cm จากจุดโฟกัสเข้าหากระจก (วัตถุอยู่ระหว่าง f กับจุด C) ภาพที่ได้เป็นภาพชนิดใด</w:t>
-      </w:r>
-    </w:p>
-    <w:p>
-      <w:r>
-        <w:drawing>
-          <wp:inline xmlns:a="http://schemas.openxmlformats.org/drawingml/2006/main" xmlns:pic="http://schemas.openxmlformats.org/drawingml/2006/picture">
-            <wp:extent cx="1828800" cy="1359877"/>
-            <wp:docPr id="9" name="Picture 9"/>
-            <wp:cNvGraphicFramePr>
-              <a:graphicFrameLocks noChangeAspect="1"/>
-            </wp:cNvGraphicFramePr>
-            <a:graphic>
-              <a:graphicData uri="http://schemas.openxmlformats.org/drawingml/2006/picture">
-                <pic:pic>
-                  <pic:nvPicPr>
-                    <pic:cNvPr id="0" name="physics_img_q3_l21_003.png"/>
-                    <pic:cNvPicPr/>
-                  </pic:nvPicPr>
-                  <pic:blipFill>
-                    <a:blip r:embed="rId9"/>
-                    <a:stretch>
-                      <a:fillRect/>
-                    </a:stretch>
-                  </pic:blipFill>
-                  <pic:spPr>
-                    <a:xfrm>
-                      <a:off x="0" y="0"/>
-                      <a:ext cx="1828800" cy="1359877"/>
-                    </a:xfrm>
-                    <a:prstGeom prst="rect"/>
-                  </pic:spPr>
-                </pic:pic>
-              </a:graphicData>
-            </a:graphic>
-          </wp:inline>
-        </w:drawing>
-      </w:r>
-    </w:p>
-    <w:p/>
-    <w:p>
-      <w:pPr>
-        <w:pStyle w:val="ListBullet"/>
-        <w:ind w:left="720"/>
-      </w:pPr>
-      <w:r>
-        <w:t xml:space="preserve">    ก</w:t>
-      </w:r>
-    </w:p>
-    <w:p>
-      <w:pPr>
-        <w:pStyle w:val="ListBullet"/>
-        <w:ind w:left="720"/>
-      </w:pPr>
-      <w:r>
-        <w:t xml:space="preserve">    ข</w:t>
-      </w:r>
-    </w:p>
-    <w:p>
-      <w:pPr>
-        <w:pStyle w:val="ListBullet"/>
-        <w:ind w:left="720"/>
-      </w:pPr>
-      <w:r>
-        <w:t xml:space="preserve">    ค</w:t>
-      </w:r>
-    </w:p>
-    <w:p>
-      <w:pPr>
-        <w:pStyle w:val="ListBullet"/>
-        <w:ind w:left="720"/>
-      </w:pPr>
-      <w:r>
-        <w:t xml:space="preserve">    ง</w:t>
+        <w:t xml:space="preserve">    4. ง</w:t>
       </w:r>
     </w:p>
     <w:p/>

--- a/physics_course/word/lesson21.docx
+++ b/physics_course/word/lesson21.docx
@@ -65,43 +65,6 @@
         <w:t>2. ข้อใดต่อไปนี้เป็นสมบัติของการสะท้อนแสงบนกระจกเงาแบนราบ</w:t>
       </w:r>
     </w:p>
-    <w:p>
-      <w:r>
-        <w:drawing>
-          <wp:inline xmlns:a="http://schemas.openxmlformats.org/drawingml/2006/main" xmlns:pic="http://schemas.openxmlformats.org/drawingml/2006/picture">
-            <wp:extent cx="1828800" cy="1359877"/>
-            <wp:docPr id="1" name="Picture 1"/>
-            <wp:cNvGraphicFramePr>
-              <a:graphicFrameLocks noChangeAspect="1"/>
-            </wp:cNvGraphicFramePr>
-            <a:graphic>
-              <a:graphicData uri="http://schemas.openxmlformats.org/drawingml/2006/picture">
-                <pic:pic>
-                  <pic:nvPicPr>
-                    <pic:cNvPr id="0" name="physics_img_2.png"/>
-                    <pic:cNvPicPr/>
-                  </pic:nvPicPr>
-                  <pic:blipFill>
-                    <a:blip r:embed="rId9"/>
-                    <a:stretch>
-                      <a:fillRect/>
-                    </a:stretch>
-                  </pic:blipFill>
-                  <pic:spPr>
-                    <a:xfrm>
-                      <a:off x="0" y="0"/>
-                      <a:ext cx="1828800" cy="1359877"/>
-                    </a:xfrm>
-                    <a:prstGeom prst="rect"/>
-                  </pic:spPr>
-                </pic:pic>
-              </a:graphicData>
-            </a:graphic>
-          </wp:inline>
-        </w:drawing>
-      </w:r>
-    </w:p>
-    <w:p/>
     <w:p>
       <w:pPr>
         <w:ind w:left="720"/>
@@ -389,43 +352,6 @@
         <w:t>9. เมื่อวางวัตถุที่ระยะ 10 cm จากกระจกเว้าที่มี f = 15 cm ภาพที่ได้เป็นภาพชนิดใด</w:t>
       </w:r>
     </w:p>
-    <w:p>
-      <w:r>
-        <w:drawing>
-          <wp:inline xmlns:a="http://schemas.openxmlformats.org/drawingml/2006/main" xmlns:pic="http://schemas.openxmlformats.org/drawingml/2006/picture">
-            <wp:extent cx="1828800" cy="1359877"/>
-            <wp:docPr id="2" name="Picture 2"/>
-            <wp:cNvGraphicFramePr>
-              <a:graphicFrameLocks noChangeAspect="1"/>
-            </wp:cNvGraphicFramePr>
-            <a:graphic>
-              <a:graphicData uri="http://schemas.openxmlformats.org/drawingml/2006/picture">
-                <pic:pic>
-                  <pic:nvPicPr>
-                    <pic:cNvPr id="0" name="physics_img_2.png"/>
-                    <pic:cNvPicPr/>
-                  </pic:nvPicPr>
-                  <pic:blipFill>
-                    <a:blip r:embed="rId9"/>
-                    <a:stretch>
-                      <a:fillRect/>
-                    </a:stretch>
-                  </pic:blipFill>
-                  <pic:spPr>
-                    <a:xfrm>
-                      <a:off x="0" y="0"/>
-                      <a:ext cx="1828800" cy="1359877"/>
-                    </a:xfrm>
-                    <a:prstGeom prst="rect"/>
-                  </pic:spPr>
-                </pic:pic>
-              </a:graphicData>
-            </a:graphic>
-          </wp:inline>
-        </w:drawing>
-      </w:r>
-    </w:p>
-    <w:p/>
     <w:p>
       <w:pPr>
         <w:ind w:left="720"/>
